--- a/templates_BG_V1.1/mau_thong_bao_cua_don_vi_van_tai_dua_phuong_tien_vao_khai_thac_sau_khi_thong_bao_thanh_cong.docx
+++ b/templates_BG_V1.1/mau_thong_bao_cua_don_vi_van_tai_dua_phuong_tien_vao_khai_thac_sau_khi_thong_bao_thanh_cong.docx
@@ -2192,7 +2192,7 @@
                 <w:sz w:val="26"/>
                 <w:szCs w:val="28"/>
               </w:rPr>
-              <w:t>GIÁM ĐỐC</w:t>
+              <w:t>{tham_quyen_ky}</w:t>
             </w:r>
           </w:p>
           <w:p>
@@ -2207,6 +2207,16 @@
                 <w:szCs w:val="28"/>
               </w:rPr>
             </w:pPr>
+            <w:r>
+              <w:rPr>
+                <w:rFonts w:ascii="Times New Roman" w:hAnsi="Times New Roman"/>
+                <w:b/>
+                <w:noProof/>
+                <w:sz w:val="26"/>
+                <w:szCs w:val="28"/>
+              </w:rPr>
+              <w:t>{chuc_vu_ky}</w:t>
+            </w:r>
           </w:p>
           <w:p>
             <w:pPr>
@@ -2257,6 +2267,16 @@
                 <w:szCs w:val="28"/>
               </w:rPr>
             </w:pPr>
+            <w:r>
+              <w:rPr>
+                <w:rFonts w:ascii="Times New Roman" w:hAnsi="Times New Roman"/>
+                <w:b/>
+                <w:noProof/>
+                <w:sz w:val="26"/>
+                <w:szCs w:val="28"/>
+              </w:rPr>
+              <w:t>{nguoi_ky}</w:t>
+            </w:r>
           </w:p>
         </w:tc>
       </w:tr>
